--- a/文档/研发文档/跨平台智能算法模型转化工具技术方案.docx
+++ b/文档/研发文档/跨平台智能算法模型转化工具技术方案.docx
@@ -244,7 +244,6 @@
           <w:sz w:val="36"/>
           <w:szCs w:val="36"/>
           <w:lang w:val="en-US" w:eastAsia="zh" w:bidi="ar-SA"/>
-          <w:woUserID w:val="2"/>
         </w:rPr>
         <w:t>25</w:t>
       </w:r>
@@ -4485,10 +4484,10 @@
           <w:lang w:val="en-US" w:eastAsia="zh-CN"/>
         </w:rPr>
       </w:pPr>
-      <w:bookmarkStart w:id="0" w:name="_Toc1104178134"/>
-      <w:bookmarkStart w:id="1" w:name="_Toc198653961"/>
-      <w:bookmarkStart w:id="2" w:name="_Toc372529518"/>
-      <w:bookmarkStart w:id="3" w:name="_Toc357423493"/>
+      <w:bookmarkStart w:id="0" w:name="_Toc372529518"/>
+      <w:bookmarkStart w:id="1" w:name="_Toc357423493"/>
+      <w:bookmarkStart w:id="2" w:name="_Toc198653961"/>
+      <w:bookmarkStart w:id="3" w:name="_Toc1104178134"/>
       <w:r>
         <w:rPr>
           <w:rFonts w:hint="eastAsia" w:ascii="楷体_GB2312" w:hAnsi="楷体_GB2312" w:eastAsia="楷体_GB2312" w:cs="楷体_GB2312"/>
@@ -4521,8 +4520,8 @@
           <w:lang w:val="en-US" w:eastAsia="zh-CN"/>
         </w:rPr>
       </w:pPr>
-      <w:bookmarkStart w:id="4" w:name="_Toc1515704411"/>
-      <w:bookmarkStart w:id="5" w:name="_Toc704886192"/>
+      <w:bookmarkStart w:id="4" w:name="_Toc704886192"/>
+      <w:bookmarkStart w:id="5" w:name="_Toc1515704411"/>
       <w:bookmarkStart w:id="6" w:name="_Toc198653962"/>
       <w:r>
         <w:rPr>
@@ -4567,8 +4566,8 @@
           <w:lang w:val="en-US" w:eastAsia="zh-CN"/>
         </w:rPr>
       </w:pPr>
-      <w:bookmarkStart w:id="7" w:name="_Toc198653963"/>
-      <w:bookmarkStart w:id="8" w:name="_Toc1502432092"/>
+      <w:bookmarkStart w:id="7" w:name="_Toc1502432092"/>
+      <w:bookmarkStart w:id="8" w:name="_Toc198653963"/>
       <w:bookmarkStart w:id="9" w:name="_Toc993014963"/>
       <w:r>
         <w:rPr>
@@ -4927,8 +4926,8 @@
           <w:lang w:val="en-US" w:eastAsia="zh-CN"/>
         </w:rPr>
       </w:pPr>
-      <w:bookmarkStart w:id="14" w:name="_Toc465982590"/>
-      <w:bookmarkStart w:id="15" w:name="_Toc198653965"/>
+      <w:bookmarkStart w:id="14" w:name="_Toc198653965"/>
+      <w:bookmarkStart w:id="15" w:name="_Toc465982590"/>
       <w:r>
         <w:rPr>
           <w:rFonts w:hint="eastAsia"/>
@@ -5057,7 +5056,6 @@
         <w:rPr>
           <w:rFonts w:hint="eastAsia"/>
           <w:lang w:val="en-US" w:eastAsia="zh"/>
-          <w:woUserID w:val="2"/>
         </w:rPr>
         <w:t>0</w:t>
       </w:r>
@@ -5186,22 +5184,6 @@
         <w:gridCol w:w="4372"/>
       </w:tblGrid>
       <w:tr>
-        <w:tblPrEx>
-          <w:tblBorders>
-            <w:top w:val="single" w:color="auto" w:sz="4" w:space="0"/>
-            <w:left w:val="single" w:color="auto" w:sz="4" w:space="0"/>
-            <w:bottom w:val="single" w:color="auto" w:sz="4" w:space="0"/>
-            <w:right w:val="single" w:color="auto" w:sz="4" w:space="0"/>
-            <w:insideH w:val="single" w:color="auto" w:sz="4" w:space="0"/>
-            <w:insideV w:val="single" w:color="auto" w:sz="4" w:space="0"/>
-          </w:tblBorders>
-          <w:tblCellMar>
-            <w:top w:w="0" w:type="dxa"/>
-            <w:left w:w="108" w:type="dxa"/>
-            <w:bottom w:w="0" w:type="dxa"/>
-            <w:right w:w="108" w:type="dxa"/>
-          </w:tblCellMar>
-        </w:tblPrEx>
         <w:trPr>
           <w:trHeight w:val="680" w:hRule="atLeast"/>
           <w:jc w:val="center"/>
@@ -5353,22 +5335,6 @@
         </w:tc>
       </w:tr>
       <w:tr>
-        <w:tblPrEx>
-          <w:tblBorders>
-            <w:top w:val="single" w:color="auto" w:sz="4" w:space="0"/>
-            <w:left w:val="single" w:color="auto" w:sz="4" w:space="0"/>
-            <w:bottom w:val="single" w:color="auto" w:sz="4" w:space="0"/>
-            <w:right w:val="single" w:color="auto" w:sz="4" w:space="0"/>
-            <w:insideH w:val="single" w:color="auto" w:sz="4" w:space="0"/>
-            <w:insideV w:val="single" w:color="auto" w:sz="4" w:space="0"/>
-          </w:tblBorders>
-          <w:tblCellMar>
-            <w:top w:w="0" w:type="dxa"/>
-            <w:left w:w="108" w:type="dxa"/>
-            <w:bottom w:w="0" w:type="dxa"/>
-            <w:right w:w="108" w:type="dxa"/>
-          </w:tblCellMar>
-        </w:tblPrEx>
         <w:trPr>
           <w:trHeight w:val="567" w:hRule="atLeast"/>
           <w:jc w:val="center"/>
@@ -5465,7 +5431,6 @@
                 <w:sz w:val="24"/>
                 <w:szCs w:val="24"/>
                 <w:lang w:val="en-US" w:eastAsia="zh"/>
-                <w:woUserID w:val="2"/>
               </w:rPr>
             </w:pPr>
             <w:r>
@@ -5483,7 +5448,6 @@
                 <w:sz w:val="24"/>
                 <w:szCs w:val="24"/>
                 <w:lang w:val="en-US" w:eastAsia="zh"/>
-                <w:woUserID w:val="2"/>
               </w:rPr>
               <w:t>27</w:t>
             </w:r>
@@ -5525,22 +5489,6 @@
         </w:tc>
       </w:tr>
       <w:tr>
-        <w:tblPrEx>
-          <w:tblBorders>
-            <w:top w:val="single" w:color="auto" w:sz="4" w:space="0"/>
-            <w:left w:val="single" w:color="auto" w:sz="4" w:space="0"/>
-            <w:bottom w:val="single" w:color="auto" w:sz="4" w:space="0"/>
-            <w:right w:val="single" w:color="auto" w:sz="4" w:space="0"/>
-            <w:insideH w:val="single" w:color="auto" w:sz="4" w:space="0"/>
-            <w:insideV w:val="single" w:color="auto" w:sz="4" w:space="0"/>
-          </w:tblBorders>
-          <w:tblCellMar>
-            <w:top w:w="0" w:type="dxa"/>
-            <w:left w:w="108" w:type="dxa"/>
-            <w:bottom w:w="0" w:type="dxa"/>
-            <w:right w:w="108" w:type="dxa"/>
-          </w:tblCellMar>
-        </w:tblPrEx>
         <w:trPr>
           <w:trHeight w:val="964" w:hRule="atLeast"/>
           <w:jc w:val="center"/>
@@ -5755,22 +5703,6 @@
         </w:tc>
       </w:tr>
       <w:tr>
-        <w:tblPrEx>
-          <w:tblBorders>
-            <w:top w:val="single" w:color="auto" w:sz="4" w:space="0"/>
-            <w:left w:val="single" w:color="auto" w:sz="4" w:space="0"/>
-            <w:bottom w:val="single" w:color="auto" w:sz="4" w:space="0"/>
-            <w:right w:val="single" w:color="auto" w:sz="4" w:space="0"/>
-            <w:insideH w:val="single" w:color="auto" w:sz="4" w:space="0"/>
-            <w:insideV w:val="single" w:color="auto" w:sz="4" w:space="0"/>
-          </w:tblBorders>
-          <w:tblCellMar>
-            <w:top w:w="0" w:type="dxa"/>
-            <w:left w:w="108" w:type="dxa"/>
-            <w:bottom w:w="0" w:type="dxa"/>
-            <w:right w:w="108" w:type="dxa"/>
-          </w:tblCellMar>
-        </w:tblPrEx>
         <w:trPr>
           <w:trHeight w:val="1587" w:hRule="atLeast"/>
           <w:jc w:val="center"/>
@@ -5867,7 +5799,6 @@
                 <w:sz w:val="24"/>
                 <w:szCs w:val="24"/>
                 <w:lang w:val="en-US" w:eastAsia="zh"/>
-                <w:woUserID w:val="2"/>
               </w:rPr>
             </w:pPr>
             <w:r>
@@ -5885,7 +5816,6 @@
                 <w:sz w:val="24"/>
                 <w:szCs w:val="24"/>
                 <w:lang w:val="en-US" w:eastAsia="zh"/>
-                <w:woUserID w:val="2"/>
               </w:rPr>
               <w:t>6</w:t>
             </w:r>
@@ -5972,7 +5902,6 @@
                 <w:sz w:val="24"/>
                 <w:szCs w:val="24"/>
                 <w:lang w:val="en-US" w:eastAsia="zh"/>
-                <w:woUserID w:val="2"/>
               </w:rPr>
               <w:t>6</w:t>
             </w:r>
@@ -6014,22 +5943,6 @@
         </w:tc>
       </w:tr>
       <w:tr>
-        <w:tblPrEx>
-          <w:tblBorders>
-            <w:top w:val="single" w:color="auto" w:sz="4" w:space="0"/>
-            <w:left w:val="single" w:color="auto" w:sz="4" w:space="0"/>
-            <w:bottom w:val="single" w:color="auto" w:sz="4" w:space="0"/>
-            <w:right w:val="single" w:color="auto" w:sz="4" w:space="0"/>
-            <w:insideH w:val="single" w:color="auto" w:sz="4" w:space="0"/>
-            <w:insideV w:val="single" w:color="auto" w:sz="4" w:space="0"/>
-          </w:tblBorders>
-          <w:tblCellMar>
-            <w:top w:w="0" w:type="dxa"/>
-            <w:left w:w="108" w:type="dxa"/>
-            <w:bottom w:w="0" w:type="dxa"/>
-            <w:right w:w="108" w:type="dxa"/>
-          </w:tblCellMar>
-        </w:tblPrEx>
         <w:trPr>
           <w:trHeight w:val="964" w:hRule="atLeast"/>
           <w:jc w:val="center"/>
@@ -6126,7 +6039,6 @@
                 <w:sz w:val="24"/>
                 <w:szCs w:val="24"/>
                 <w:lang w:val="en-US" w:eastAsia="zh"/>
-                <w:woUserID w:val="2"/>
               </w:rPr>
             </w:pPr>
             <w:r>
@@ -6144,7 +6056,6 @@
                 <w:sz w:val="24"/>
                 <w:szCs w:val="24"/>
                 <w:lang w:val="en-US" w:eastAsia="zh"/>
-                <w:woUserID w:val="2"/>
               </w:rPr>
               <w:t>0</w:t>
             </w:r>
@@ -6197,7 +6108,6 @@
                 <w:sz w:val="24"/>
                 <w:szCs w:val="24"/>
                 <w:lang w:val="en-US" w:eastAsia="zh"/>
-                <w:woUserID w:val="2"/>
               </w:rPr>
               <w:t>8</w:t>
             </w:r>
@@ -6233,7 +6143,6 @@
                 <w:sz w:val="24"/>
                 <w:szCs w:val="24"/>
                 <w:lang w:val="en-US" w:eastAsia="zh"/>
-                <w:woUserID w:val="2"/>
               </w:rPr>
               <w:t>29</w:t>
             </w:r>
@@ -6269,7 +6178,6 @@
                 <w:sz w:val="24"/>
                 <w:szCs w:val="24"/>
                 <w:lang w:val="en-US" w:eastAsia="zh"/>
-                <w:woUserID w:val="2"/>
               </w:rPr>
               <w:t>0</w:t>
             </w:r>
@@ -6319,10 +6227,10 @@
           <w:szCs w:val="32"/>
         </w:rPr>
       </w:pPr>
-      <w:bookmarkStart w:id="17" w:name="_Toc234467076"/>
+      <w:bookmarkStart w:id="17" w:name="_Toc372529530"/>
       <w:bookmarkStart w:id="18" w:name="_Toc665931980"/>
       <w:bookmarkStart w:id="19" w:name="_Toc198653972"/>
-      <w:bookmarkStart w:id="20" w:name="_Toc372529530"/>
+      <w:bookmarkStart w:id="20" w:name="_Toc234467076"/>
       <w:r>
         <w:rPr>
           <w:rFonts w:hint="eastAsia" w:ascii="黑体" w:hAnsi="黑体" w:eastAsia="黑体"/>
@@ -6927,7 +6835,6 @@
         </w:rPr>
         <w:t>模</w:t>
       </w:r>
-      <w:bookmarkStart w:id="72" w:name="_GoBack"/>
       <w:r>
         <w:rPr>
           <w:rFonts w:hint="default" w:ascii="仿宋_GB2312" w:hAnsi="仿宋_GB2312" w:eastAsia="仿宋_GB2312" w:cs="仿宋_GB2312"/>
@@ -6953,7 +6860,6 @@
         </w:rPr>
         <w:t>展示</w:t>
       </w:r>
-      <w:bookmarkEnd w:id="72"/>
       <w:r>
         <w:rPr>
           <w:rFonts w:hint="eastAsia"/>
@@ -12737,9 +12643,9 @@
           <w:szCs w:val="32"/>
         </w:rPr>
       </w:pPr>
-      <w:bookmarkStart w:id="48" w:name="_Toc198653973"/>
+      <w:bookmarkStart w:id="48" w:name="_Toc1222853764"/>
       <w:bookmarkStart w:id="49" w:name="_Toc694113237"/>
-      <w:bookmarkStart w:id="50" w:name="_Toc1222853764"/>
+      <w:bookmarkStart w:id="50" w:name="_Toc198653973"/>
       <w:bookmarkStart w:id="51" w:name="_Toc372529531"/>
       <w:r>
         <w:rPr>
@@ -13378,6 +13284,105 @@
         <w:t>运行环境与部署方案</w:t>
       </w:r>
       <w:bookmarkEnd w:id="58"/>
+    </w:p>
+    <w:p>
+      <w:pPr>
+        <w:pStyle w:val="2"/>
+        <w:rPr>
+          <w:rFonts w:hint="default"/>
+          <w:lang w:val="en-US" w:eastAsia="zh-CN"/>
+        </w:rPr>
+      </w:pPr>
+      <w:r>
+        <w:rPr>
+          <w:rFonts w:hint="eastAsia"/>
+          <w:lang w:val="en-US" w:eastAsia="zh-CN"/>
+        </w:rPr>
+        <w:t>网络组网如下，由于本系统主要是工具系统，RTX4090的AI服务器可以增加内存和存储提供Web服务</w:t>
+      </w:r>
+      <w:bookmarkStart w:id="72" w:name="_GoBack"/>
+      <w:bookmarkEnd w:id="72"/>
+      <w:r>
+        <w:rPr>
+          <w:rFonts w:hint="eastAsia"/>
+          <w:lang w:val="en-US" w:eastAsia="zh-CN"/>
+        </w:rPr>
+        <w:t>。</w:t>
+      </w:r>
+    </w:p>
+    <w:p>
+      <w:pPr>
+        <w:pStyle w:val="2"/>
+        <w:rPr>
+          <w:rFonts w:hint="default" w:ascii="黑体" w:hAnsi="黑体" w:eastAsia="黑体"/>
+          <w:sz w:val="32"/>
+          <w:szCs w:val="32"/>
+          <w:lang w:val="en-US" w:eastAsia="zh-CN"/>
+        </w:rPr>
+      </w:pPr>
+      <w:r>
+        <w:drawing>
+          <wp:anchor distT="0" distB="0" distL="114935" distR="114935" simplePos="0" relativeHeight="251661312" behindDoc="0" locked="0" layoutInCell="1" allowOverlap="1">
+            <wp:simplePos x="0" y="0"/>
+            <wp:positionH relativeFrom="column">
+              <wp:posOffset>227965</wp:posOffset>
+            </wp:positionH>
+            <wp:positionV relativeFrom="paragraph">
+              <wp:posOffset>282575</wp:posOffset>
+            </wp:positionV>
+            <wp:extent cx="4993005" cy="4097655"/>
+            <wp:effectExtent l="0" t="0" r="10795" b="17145"/>
+            <wp:wrapTopAndBottom/>
+            <wp:docPr id="2" name="图片 1"/>
+            <wp:cNvGraphicFramePr>
+              <a:graphicFrameLocks xmlns:a="http://schemas.openxmlformats.org/drawingml/2006/main" noChangeAspect="1"/>
+            </wp:cNvGraphicFramePr>
+            <a:graphic xmlns:a="http://schemas.openxmlformats.org/drawingml/2006/main">
+              <a:graphicData uri="http://schemas.openxmlformats.org/drawingml/2006/picture">
+                <pic:pic xmlns:pic="http://schemas.openxmlformats.org/drawingml/2006/picture">
+                  <pic:nvPicPr>
+                    <pic:cNvPr id="2" name="图片 1"/>
+                    <pic:cNvPicPr>
+                      <a:picLocks noChangeAspect="1"/>
+                    </pic:cNvPicPr>
+                  </pic:nvPicPr>
+                  <pic:blipFill>
+                    <a:blip r:embed="rId13"/>
+                    <a:srcRect/>
+                    <a:stretch>
+                      <a:fillRect/>
+                    </a:stretch>
+                  </pic:blipFill>
+                  <pic:spPr>
+                    <a:xfrm>
+                      <a:off x="0" y="0"/>
+                      <a:ext cx="4993005" cy="4097655"/>
+                    </a:xfrm>
+                    <a:prstGeom prst="rect">
+                      <a:avLst/>
+                    </a:prstGeom>
+                    <a:noFill/>
+                    <a:ln>
+                      <a:noFill/>
+                    </a:ln>
+                  </pic:spPr>
+                </pic:pic>
+              </a:graphicData>
+            </a:graphic>
+          </wp:anchor>
+        </w:drawing>
+      </w:r>
+    </w:p>
+    <w:p>
+      <w:pPr>
+        <w:pStyle w:val="2"/>
+        <w:rPr>
+          <w:rFonts w:hint="default" w:ascii="黑体" w:hAnsi="黑体" w:eastAsia="黑体"/>
+          <w:sz w:val="32"/>
+          <w:szCs w:val="32"/>
+          <w:lang w:val="en-US" w:eastAsia="zh-CN"/>
+        </w:rPr>
+      </w:pPr>
     </w:p>
     <w:p>
       <w:pPr>
@@ -13471,22 +13476,6 @@
         <w:gridCol w:w="1518"/>
       </w:tblGrid>
       <w:tr>
-        <w:tblPrEx>
-          <w:tblBorders>
-            <w:top w:val="single" w:color="auto" w:sz="4" w:space="0"/>
-            <w:left w:val="single" w:color="auto" w:sz="4" w:space="0"/>
-            <w:bottom w:val="single" w:color="auto" w:sz="4" w:space="0"/>
-            <w:right w:val="single" w:color="auto" w:sz="4" w:space="0"/>
-            <w:insideH w:val="single" w:color="auto" w:sz="4" w:space="0"/>
-            <w:insideV w:val="single" w:color="auto" w:sz="4" w:space="0"/>
-          </w:tblBorders>
-          <w:tblCellMar>
-            <w:top w:w="0" w:type="dxa"/>
-            <w:left w:w="108" w:type="dxa"/>
-            <w:bottom w:w="0" w:type="dxa"/>
-            <w:right w:w="108" w:type="dxa"/>
-          </w:tblCellMar>
-        </w:tblPrEx>
         <w:tc>
           <w:tcPr>
             <w:tcW w:w="1894" w:type="dxa"/>
@@ -13586,22 +13575,6 @@
         </w:tc>
       </w:tr>
       <w:tr>
-        <w:tblPrEx>
-          <w:tblBorders>
-            <w:top w:val="single" w:color="auto" w:sz="4" w:space="0"/>
-            <w:left w:val="single" w:color="auto" w:sz="4" w:space="0"/>
-            <w:bottom w:val="single" w:color="auto" w:sz="4" w:space="0"/>
-            <w:right w:val="single" w:color="auto" w:sz="4" w:space="0"/>
-            <w:insideH w:val="single" w:color="auto" w:sz="4" w:space="0"/>
-            <w:insideV w:val="single" w:color="auto" w:sz="4" w:space="0"/>
-          </w:tblBorders>
-          <w:tblCellMar>
-            <w:top w:w="0" w:type="dxa"/>
-            <w:left w:w="108" w:type="dxa"/>
-            <w:bottom w:w="0" w:type="dxa"/>
-            <w:right w:w="108" w:type="dxa"/>
-          </w:tblCellMar>
-        </w:tblPrEx>
         <w:tc>
           <w:tcPr>
             <w:tcW w:w="1894" w:type="dxa"/>
@@ -13726,22 +13699,6 @@
         </w:tc>
       </w:tr>
       <w:tr>
-        <w:tblPrEx>
-          <w:tblBorders>
-            <w:top w:val="single" w:color="auto" w:sz="4" w:space="0"/>
-            <w:left w:val="single" w:color="auto" w:sz="4" w:space="0"/>
-            <w:bottom w:val="single" w:color="auto" w:sz="4" w:space="0"/>
-            <w:right w:val="single" w:color="auto" w:sz="4" w:space="0"/>
-            <w:insideH w:val="single" w:color="auto" w:sz="4" w:space="0"/>
-            <w:insideV w:val="single" w:color="auto" w:sz="4" w:space="0"/>
-          </w:tblBorders>
-          <w:tblCellMar>
-            <w:top w:w="0" w:type="dxa"/>
-            <w:left w:w="108" w:type="dxa"/>
-            <w:bottom w:w="0" w:type="dxa"/>
-            <w:right w:w="108" w:type="dxa"/>
-          </w:tblCellMar>
-        </w:tblPrEx>
         <w:tc>
           <w:tcPr>
             <w:tcW w:w="1894" w:type="dxa"/>
@@ -13842,16 +13799,6 @@
         </w:tc>
       </w:tr>
       <w:tr>
-        <w:tblPrEx>
-          <w:tblBorders>
-            <w:top w:val="single" w:color="auto" w:sz="4" w:space="0"/>
-            <w:left w:val="single" w:color="auto" w:sz="4" w:space="0"/>
-            <w:bottom w:val="single" w:color="auto" w:sz="4" w:space="0"/>
-            <w:right w:val="single" w:color="auto" w:sz="4" w:space="0"/>
-            <w:insideH w:val="single" w:color="auto" w:sz="4" w:space="0"/>
-            <w:insideV w:val="single" w:color="auto" w:sz="4" w:space="0"/>
-          </w:tblBorders>
-        </w:tblPrEx>
         <w:tc>
           <w:tcPr>
             <w:tcW w:w="1894" w:type="dxa"/>
@@ -13961,22 +13908,6 @@
         </w:tc>
       </w:tr>
       <w:tr>
-        <w:tblPrEx>
-          <w:tblBorders>
-            <w:top w:val="single" w:color="auto" w:sz="4" w:space="0"/>
-            <w:left w:val="single" w:color="auto" w:sz="4" w:space="0"/>
-            <w:bottom w:val="single" w:color="auto" w:sz="4" w:space="0"/>
-            <w:right w:val="single" w:color="auto" w:sz="4" w:space="0"/>
-            <w:insideH w:val="single" w:color="auto" w:sz="4" w:space="0"/>
-            <w:insideV w:val="single" w:color="auto" w:sz="4" w:space="0"/>
-          </w:tblBorders>
-          <w:tblCellMar>
-            <w:top w:w="0" w:type="dxa"/>
-            <w:left w:w="108" w:type="dxa"/>
-            <w:bottom w:w="0" w:type="dxa"/>
-            <w:right w:w="108" w:type="dxa"/>
-          </w:tblCellMar>
-        </w:tblPrEx>
         <w:tc>
           <w:tcPr>
             <w:tcW w:w="1894" w:type="dxa"/>
@@ -14077,22 +14008,6 @@
         </w:tc>
       </w:tr>
       <w:tr>
-        <w:tblPrEx>
-          <w:tblBorders>
-            <w:top w:val="single" w:color="auto" w:sz="4" w:space="0"/>
-            <w:left w:val="single" w:color="auto" w:sz="4" w:space="0"/>
-            <w:bottom w:val="single" w:color="auto" w:sz="4" w:space="0"/>
-            <w:right w:val="single" w:color="auto" w:sz="4" w:space="0"/>
-            <w:insideH w:val="single" w:color="auto" w:sz="4" w:space="0"/>
-            <w:insideV w:val="single" w:color="auto" w:sz="4" w:space="0"/>
-          </w:tblBorders>
-          <w:tblCellMar>
-            <w:top w:w="0" w:type="dxa"/>
-            <w:left w:w="108" w:type="dxa"/>
-            <w:bottom w:w="0" w:type="dxa"/>
-            <w:right w:w="108" w:type="dxa"/>
-          </w:tblCellMar>
-        </w:tblPrEx>
         <w:tc>
           <w:tcPr>
             <w:tcW w:w="1894" w:type="dxa"/>
@@ -14286,16 +14201,6 @@
         <w:gridCol w:w="6742"/>
       </w:tblGrid>
       <w:tr>
-        <w:tblPrEx>
-          <w:tblBorders>
-            <w:top w:val="single" w:color="auto" w:sz="4" w:space="0"/>
-            <w:left w:val="single" w:color="auto" w:sz="4" w:space="0"/>
-            <w:bottom w:val="single" w:color="auto" w:sz="4" w:space="0"/>
-            <w:right w:val="single" w:color="auto" w:sz="4" w:space="0"/>
-            <w:insideH w:val="single" w:color="auto" w:sz="4" w:space="0"/>
-            <w:insideV w:val="single" w:color="auto" w:sz="4" w:space="0"/>
-          </w:tblBorders>
-        </w:tblPrEx>
         <w:tc>
           <w:tcPr>
             <w:tcW w:w="2320" w:type="dxa"/>
@@ -14362,16 +14267,6 @@
         </w:tc>
       </w:tr>
       <w:tr>
-        <w:tblPrEx>
-          <w:tblBorders>
-            <w:top w:val="single" w:color="auto" w:sz="4" w:space="0"/>
-            <w:left w:val="single" w:color="auto" w:sz="4" w:space="0"/>
-            <w:bottom w:val="single" w:color="auto" w:sz="4" w:space="0"/>
-            <w:right w:val="single" w:color="auto" w:sz="4" w:space="0"/>
-            <w:insideH w:val="single" w:color="auto" w:sz="4" w:space="0"/>
-            <w:insideV w:val="single" w:color="auto" w:sz="4" w:space="0"/>
-          </w:tblBorders>
-        </w:tblPrEx>
         <w:tc>
           <w:tcPr>
             <w:tcW w:w="2320" w:type="dxa"/>
@@ -14438,16 +14333,6 @@
         </w:tc>
       </w:tr>
       <w:tr>
-        <w:tblPrEx>
-          <w:tblBorders>
-            <w:top w:val="single" w:color="auto" w:sz="4" w:space="0"/>
-            <w:left w:val="single" w:color="auto" w:sz="4" w:space="0"/>
-            <w:bottom w:val="single" w:color="auto" w:sz="4" w:space="0"/>
-            <w:right w:val="single" w:color="auto" w:sz="4" w:space="0"/>
-            <w:insideH w:val="single" w:color="auto" w:sz="4" w:space="0"/>
-            <w:insideV w:val="single" w:color="auto" w:sz="4" w:space="0"/>
-          </w:tblBorders>
-        </w:tblPrEx>
         <w:tc>
           <w:tcPr>
             <w:tcW w:w="2320" w:type="dxa"/>
@@ -14529,16 +14414,6 @@
         </w:tc>
       </w:tr>
       <w:tr>
-        <w:tblPrEx>
-          <w:tblBorders>
-            <w:top w:val="single" w:color="auto" w:sz="4" w:space="0"/>
-            <w:left w:val="single" w:color="auto" w:sz="4" w:space="0"/>
-            <w:bottom w:val="single" w:color="auto" w:sz="4" w:space="0"/>
-            <w:right w:val="single" w:color="auto" w:sz="4" w:space="0"/>
-            <w:insideH w:val="single" w:color="auto" w:sz="4" w:space="0"/>
-            <w:insideV w:val="single" w:color="auto" w:sz="4" w:space="0"/>
-          </w:tblBorders>
-        </w:tblPrEx>
         <w:tc>
           <w:tcPr>
             <w:tcW w:w="2320" w:type="dxa"/>
@@ -14622,16 +14497,6 @@
         </w:tc>
       </w:tr>
       <w:tr>
-        <w:tblPrEx>
-          <w:tblBorders>
-            <w:top w:val="single" w:color="auto" w:sz="4" w:space="0"/>
-            <w:left w:val="single" w:color="auto" w:sz="4" w:space="0"/>
-            <w:bottom w:val="single" w:color="auto" w:sz="4" w:space="0"/>
-            <w:right w:val="single" w:color="auto" w:sz="4" w:space="0"/>
-            <w:insideH w:val="single" w:color="auto" w:sz="4" w:space="0"/>
-            <w:insideV w:val="single" w:color="auto" w:sz="4" w:space="0"/>
-          </w:tblBorders>
-        </w:tblPrEx>
         <w:tc>
           <w:tcPr>
             <w:tcW w:w="2320" w:type="dxa"/>
@@ -14698,16 +14563,6 @@
         </w:tc>
       </w:tr>
       <w:tr>
-        <w:tblPrEx>
-          <w:tblBorders>
-            <w:top w:val="single" w:color="auto" w:sz="4" w:space="0"/>
-            <w:left w:val="single" w:color="auto" w:sz="4" w:space="0"/>
-            <w:bottom w:val="single" w:color="auto" w:sz="4" w:space="0"/>
-            <w:right w:val="single" w:color="auto" w:sz="4" w:space="0"/>
-            <w:insideH w:val="single" w:color="auto" w:sz="4" w:space="0"/>
-            <w:insideV w:val="single" w:color="auto" w:sz="4" w:space="0"/>
-          </w:tblBorders>
-        </w:tblPrEx>
         <w:tc>
           <w:tcPr>
             <w:tcW w:w="2320" w:type="dxa"/>
@@ -15022,22 +14877,6 @@
         <w:gridCol w:w="4277"/>
       </w:tblGrid>
       <w:tr>
-        <w:tblPrEx>
-          <w:tblBorders>
-            <w:top w:val="none" w:color="auto" w:sz="0" w:space="0"/>
-            <w:left w:val="single" w:color="auto" w:sz="2" w:space="0"/>
-            <w:bottom w:val="single" w:color="auto" w:sz="2" w:space="0"/>
-            <w:right w:val="single" w:color="auto" w:sz="2" w:space="0"/>
-            <w:insideH w:val="none" w:color="auto" w:sz="0" w:space="0"/>
-            <w:insideV w:val="none" w:color="auto" w:sz="0" w:space="0"/>
-          </w:tblBorders>
-          <w:tblCellMar>
-            <w:top w:w="0" w:type="dxa"/>
-            <w:left w:w="0" w:type="dxa"/>
-            <w:bottom w:w="0" w:type="dxa"/>
-            <w:right w:w="0" w:type="dxa"/>
-          </w:tblCellMar>
-        </w:tblPrEx>
         <w:trPr>
           <w:tblHeader/>
         </w:trPr>
@@ -15328,13 +15167,6 @@
             <w:insideH w:val="none" w:color="auto" w:sz="0" w:space="0"/>
             <w:insideV w:val="none" w:color="auto" w:sz="0" w:space="0"/>
           </w:tblBorders>
-          <w:shd w:val="clear" w:color="auto" w:fill="FCFCFC"/>
-          <w:tblCellMar>
-            <w:top w:w="0" w:type="dxa"/>
-            <w:left w:w="0" w:type="dxa"/>
-            <w:bottom w:w="0" w:type="dxa"/>
-            <w:right w:w="0" w:type="dxa"/>
-          </w:tblCellMar>
         </w:tblPrEx>
         <w:tc>
           <w:tcPr>
@@ -15517,7 +15349,6 @@
                 <w:sz w:val="28"/>
                 <w:szCs w:val="28"/>
                 <w:lang w:val="en-US" w:eastAsia="zh"/>
-                <w:woUserID w:val="2"/>
               </w:rPr>
             </w:pPr>
             <w:r>
@@ -15549,7 +15380,6 @@
                 <w:sz w:val="28"/>
                 <w:szCs w:val="28"/>
                 <w:lang w:val="en-US" w:eastAsia="zh" w:bidi="ar"/>
-                <w:woUserID w:val="2"/>
               </w:rPr>
               <w:t>25</w:t>
             </w:r>
@@ -15665,13 +15495,6 @@
             <w:insideH w:val="none" w:color="auto" w:sz="0" w:space="0"/>
             <w:insideV w:val="none" w:color="auto" w:sz="0" w:space="0"/>
           </w:tblBorders>
-          <w:shd w:val="clear" w:color="auto" w:fill="FCFCFC"/>
-          <w:tblCellMar>
-            <w:top w:w="0" w:type="dxa"/>
-            <w:left w:w="0" w:type="dxa"/>
-            <w:bottom w:w="0" w:type="dxa"/>
-            <w:right w:w="0" w:type="dxa"/>
-          </w:tblCellMar>
         </w:tblPrEx>
         <w:tc>
           <w:tcPr>
@@ -15968,13 +15791,6 @@
             <w:insideH w:val="none" w:color="auto" w:sz="0" w:space="0"/>
             <w:insideV w:val="none" w:color="auto" w:sz="0" w:space="0"/>
           </w:tblBorders>
-          <w:shd w:val="clear" w:color="auto" w:fill="FCFCFC"/>
-          <w:tblCellMar>
-            <w:top w:w="0" w:type="dxa"/>
-            <w:left w:w="0" w:type="dxa"/>
-            <w:bottom w:w="0" w:type="dxa"/>
-            <w:right w:w="0" w:type="dxa"/>
-          </w:tblCellMar>
         </w:tblPrEx>
         <w:tc>
           <w:tcPr>
@@ -16271,13 +16087,6 @@
             <w:insideH w:val="none" w:color="auto" w:sz="0" w:space="0"/>
             <w:insideV w:val="none" w:color="auto" w:sz="0" w:space="0"/>
           </w:tblBorders>
-          <w:shd w:val="clear" w:color="auto" w:fill="FCFCFC"/>
-          <w:tblCellMar>
-            <w:top w:w="0" w:type="dxa"/>
-            <w:left w:w="0" w:type="dxa"/>
-            <w:bottom w:w="0" w:type="dxa"/>
-            <w:right w:w="0" w:type="dxa"/>
-          </w:tblCellMar>
         </w:tblPrEx>
         <w:tc>
           <w:tcPr>
@@ -16460,7 +16269,6 @@
                 <w:sz w:val="28"/>
                 <w:szCs w:val="28"/>
                 <w:lang w:val="en-US" w:eastAsia="zh"/>
-                <w:woUserID w:val="2"/>
               </w:rPr>
             </w:pPr>
             <w:r>
@@ -16492,7 +16300,6 @@
                 <w:sz w:val="28"/>
                 <w:szCs w:val="28"/>
                 <w:lang w:val="en-US" w:eastAsia="zh" w:bidi="ar"/>
-                <w:woUserID w:val="2"/>
               </w:rPr>
               <w:t>0</w:t>
             </w:r>
@@ -16738,23 +16545,6 @@
         <w:gridCol w:w="1064"/>
       </w:tblGrid>
       <w:tr>
-        <w:tblPrEx>
-          <w:tblBorders>
-            <w:top w:val="none" w:color="auto" w:sz="0" w:space="0"/>
-            <w:left w:val="single" w:color="auto" w:sz="2" w:space="0"/>
-            <w:bottom w:val="single" w:color="auto" w:sz="2" w:space="0"/>
-            <w:right w:val="single" w:color="auto" w:sz="2" w:space="0"/>
-            <w:insideH w:val="none" w:color="auto" w:sz="0" w:space="0"/>
-            <w:insideV w:val="none" w:color="auto" w:sz="0" w:space="0"/>
-          </w:tblBorders>
-          <w:shd w:val="clear" w:color="auto" w:fill="FCFCFC"/>
-          <w:tblCellMar>
-            <w:top w:w="0" w:type="dxa"/>
-            <w:left w:w="0" w:type="dxa"/>
-            <w:bottom w:w="0" w:type="dxa"/>
-            <w:right w:w="0" w:type="dxa"/>
-          </w:tblCellMar>
-        </w:tblPrEx>
         <w:trPr>
           <w:tblHeader/>
         </w:trPr>
@@ -16976,13 +16766,6 @@
             <w:insideH w:val="none" w:color="auto" w:sz="0" w:space="0"/>
             <w:insideV w:val="none" w:color="auto" w:sz="0" w:space="0"/>
           </w:tblBorders>
-          <w:shd w:val="clear" w:color="auto" w:fill="FCFCFC"/>
-          <w:tblCellMar>
-            <w:top w:w="0" w:type="dxa"/>
-            <w:left w:w="0" w:type="dxa"/>
-            <w:bottom w:w="0" w:type="dxa"/>
-            <w:right w:w="0" w:type="dxa"/>
-          </w:tblCellMar>
         </w:tblPrEx>
         <w:tc>
           <w:tcPr>
@@ -17195,13 +16978,6 @@
             <w:insideH w:val="none" w:color="auto" w:sz="0" w:space="0"/>
             <w:insideV w:val="none" w:color="auto" w:sz="0" w:space="0"/>
           </w:tblBorders>
-          <w:shd w:val="clear" w:color="auto" w:fill="FCFCFC"/>
-          <w:tblCellMar>
-            <w:top w:w="0" w:type="dxa"/>
-            <w:left w:w="0" w:type="dxa"/>
-            <w:bottom w:w="0" w:type="dxa"/>
-            <w:right w:w="0" w:type="dxa"/>
-          </w:tblCellMar>
         </w:tblPrEx>
         <w:tc>
           <w:tcPr>
@@ -17414,7 +17190,6 @@
             <w:insideH w:val="none" w:color="auto" w:sz="0" w:space="0"/>
             <w:insideV w:val="none" w:color="auto" w:sz="0" w:space="0"/>
           </w:tblBorders>
-          <w:shd w:val="clear" w:color="auto" w:fill="FCFCFC"/>
         </w:tblPrEx>
         <w:tc>
           <w:tcPr>
@@ -17627,13 +17402,6 @@
             <w:insideH w:val="none" w:color="auto" w:sz="0" w:space="0"/>
             <w:insideV w:val="none" w:color="auto" w:sz="0" w:space="0"/>
           </w:tblBorders>
-          <w:shd w:val="clear" w:color="auto" w:fill="FCFCFC"/>
-          <w:tblCellMar>
-            <w:top w:w="0" w:type="dxa"/>
-            <w:left w:w="0" w:type="dxa"/>
-            <w:bottom w:w="0" w:type="dxa"/>
-            <w:right w:w="0" w:type="dxa"/>
-          </w:tblCellMar>
         </w:tblPrEx>
         <w:tc>
           <w:tcPr>
@@ -17846,13 +17614,6 @@
             <w:insideH w:val="none" w:color="auto" w:sz="0" w:space="0"/>
             <w:insideV w:val="none" w:color="auto" w:sz="0" w:space="0"/>
           </w:tblBorders>
-          <w:shd w:val="clear" w:color="auto" w:fill="FCFCFC"/>
-          <w:tblCellMar>
-            <w:top w:w="0" w:type="dxa"/>
-            <w:left w:w="0" w:type="dxa"/>
-            <w:bottom w:w="0" w:type="dxa"/>
-            <w:right w:w="0" w:type="dxa"/>
-          </w:tblCellMar>
         </w:tblPrEx>
         <w:tc>
           <w:tcPr>
@@ -18065,13 +17826,6 @@
             <w:insideH w:val="none" w:color="auto" w:sz="0" w:space="0"/>
             <w:insideV w:val="none" w:color="auto" w:sz="0" w:space="0"/>
           </w:tblBorders>
-          <w:shd w:val="clear" w:color="auto" w:fill="FCFCFC"/>
-          <w:tblCellMar>
-            <w:top w:w="0" w:type="dxa"/>
-            <w:left w:w="0" w:type="dxa"/>
-            <w:bottom w:w="0" w:type="dxa"/>
-            <w:right w:w="0" w:type="dxa"/>
-          </w:tblCellMar>
         </w:tblPrEx>
         <w:tc>
           <w:tcPr>
@@ -18284,7 +18038,6 @@
             <w:insideH w:val="none" w:color="auto" w:sz="0" w:space="0"/>
             <w:insideV w:val="none" w:color="auto" w:sz="0" w:space="0"/>
           </w:tblBorders>
-          <w:shd w:val="clear" w:color="auto" w:fill="FCFCFC"/>
         </w:tblPrEx>
         <w:tc>
           <w:tcPr>
@@ -18608,22 +18361,6 @@
         <w:gridCol w:w="4655"/>
       </w:tblGrid>
       <w:tr>
-        <w:tblPrEx>
-          <w:tblBorders>
-            <w:top w:val="single" w:color="auto" w:sz="4" w:space="0"/>
-            <w:left w:val="single" w:color="auto" w:sz="4" w:space="0"/>
-            <w:bottom w:val="single" w:color="auto" w:sz="4" w:space="0"/>
-            <w:right w:val="single" w:color="auto" w:sz="4" w:space="0"/>
-            <w:insideH w:val="single" w:color="auto" w:sz="4" w:space="0"/>
-            <w:insideV w:val="single" w:color="auto" w:sz="4" w:space="0"/>
-          </w:tblBorders>
-          <w:tblCellMar>
-            <w:top w:w="0" w:type="dxa"/>
-            <w:left w:w="0" w:type="dxa"/>
-            <w:bottom w:w="0" w:type="dxa"/>
-            <w:right w:w="0" w:type="dxa"/>
-          </w:tblCellMar>
-        </w:tblPrEx>
         <w:trPr>
           <w:tblHeader/>
         </w:trPr>
@@ -18883,23 +18620,6 @@
         </w:tc>
       </w:tr>
       <w:tr>
-        <w:tblPrEx>
-          <w:tblBorders>
-            <w:top w:val="single" w:color="auto" w:sz="4" w:space="0"/>
-            <w:left w:val="single" w:color="auto" w:sz="4" w:space="0"/>
-            <w:bottom w:val="single" w:color="auto" w:sz="4" w:space="0"/>
-            <w:right w:val="single" w:color="auto" w:sz="4" w:space="0"/>
-            <w:insideH w:val="single" w:color="auto" w:sz="4" w:space="0"/>
-            <w:insideV w:val="single" w:color="auto" w:sz="4" w:space="0"/>
-          </w:tblBorders>
-          <w:shd w:val="clear" w:color="auto" w:fill="FCFCFC"/>
-          <w:tblCellMar>
-            <w:top w:w="0" w:type="dxa"/>
-            <w:left w:w="0" w:type="dxa"/>
-            <w:bottom w:w="0" w:type="dxa"/>
-            <w:right w:w="0" w:type="dxa"/>
-          </w:tblCellMar>
-        </w:tblPrEx>
         <w:tc>
           <w:tcPr>
             <w:tcW w:w="977" w:type="dxa"/>
@@ -19145,23 +18865,6 @@
         </w:tc>
       </w:tr>
       <w:tr>
-        <w:tblPrEx>
-          <w:tblBorders>
-            <w:top w:val="single" w:color="auto" w:sz="4" w:space="0"/>
-            <w:left w:val="single" w:color="auto" w:sz="4" w:space="0"/>
-            <w:bottom w:val="single" w:color="auto" w:sz="4" w:space="0"/>
-            <w:right w:val="single" w:color="auto" w:sz="4" w:space="0"/>
-            <w:insideH w:val="single" w:color="auto" w:sz="4" w:space="0"/>
-            <w:insideV w:val="single" w:color="auto" w:sz="4" w:space="0"/>
-          </w:tblBorders>
-          <w:shd w:val="clear" w:color="auto" w:fill="FCFCFC"/>
-          <w:tblCellMar>
-            <w:top w:w="0" w:type="dxa"/>
-            <w:left w:w="0" w:type="dxa"/>
-            <w:bottom w:w="0" w:type="dxa"/>
-            <w:right w:w="0" w:type="dxa"/>
-          </w:tblCellMar>
-        </w:tblPrEx>
         <w:tc>
           <w:tcPr>
             <w:tcW w:w="977" w:type="dxa"/>
@@ -19407,17 +19110,6 @@
         </w:tc>
       </w:tr>
       <w:tr>
-        <w:tblPrEx>
-          <w:tblBorders>
-            <w:top w:val="single" w:color="auto" w:sz="4" w:space="0"/>
-            <w:left w:val="single" w:color="auto" w:sz="4" w:space="0"/>
-            <w:bottom w:val="single" w:color="auto" w:sz="4" w:space="0"/>
-            <w:right w:val="single" w:color="auto" w:sz="4" w:space="0"/>
-            <w:insideH w:val="single" w:color="auto" w:sz="4" w:space="0"/>
-            <w:insideV w:val="single" w:color="auto" w:sz="4" w:space="0"/>
-          </w:tblBorders>
-          <w:shd w:val="clear" w:color="auto" w:fill="FCFCFC"/>
-        </w:tblPrEx>
         <w:tc>
           <w:tcPr>
             <w:tcW w:w="977" w:type="dxa"/>
@@ -19663,23 +19355,6 @@
         </w:tc>
       </w:tr>
       <w:tr>
-        <w:tblPrEx>
-          <w:tblBorders>
-            <w:top w:val="single" w:color="auto" w:sz="4" w:space="0"/>
-            <w:left w:val="single" w:color="auto" w:sz="4" w:space="0"/>
-            <w:bottom w:val="single" w:color="auto" w:sz="4" w:space="0"/>
-            <w:right w:val="single" w:color="auto" w:sz="4" w:space="0"/>
-            <w:insideH w:val="single" w:color="auto" w:sz="4" w:space="0"/>
-            <w:insideV w:val="single" w:color="auto" w:sz="4" w:space="0"/>
-          </w:tblBorders>
-          <w:shd w:val="clear" w:color="auto" w:fill="FCFCFC"/>
-          <w:tblCellMar>
-            <w:top w:w="0" w:type="dxa"/>
-            <w:left w:w="0" w:type="dxa"/>
-            <w:bottom w:w="0" w:type="dxa"/>
-            <w:right w:w="0" w:type="dxa"/>
-          </w:tblCellMar>
-        </w:tblPrEx>
         <w:tc>
           <w:tcPr>
             <w:tcW w:w="977" w:type="dxa"/>
@@ -19925,23 +19600,6 @@
         </w:tc>
       </w:tr>
       <w:tr>
-        <w:tblPrEx>
-          <w:tblBorders>
-            <w:top w:val="single" w:color="auto" w:sz="4" w:space="0"/>
-            <w:left w:val="single" w:color="auto" w:sz="4" w:space="0"/>
-            <w:bottom w:val="single" w:color="auto" w:sz="4" w:space="0"/>
-            <w:right w:val="single" w:color="auto" w:sz="4" w:space="0"/>
-            <w:insideH w:val="single" w:color="auto" w:sz="4" w:space="0"/>
-            <w:insideV w:val="single" w:color="auto" w:sz="4" w:space="0"/>
-          </w:tblBorders>
-          <w:shd w:val="clear" w:color="auto" w:fill="FCFCFC"/>
-          <w:tblCellMar>
-            <w:top w:w="0" w:type="dxa"/>
-            <w:left w:w="0" w:type="dxa"/>
-            <w:bottom w:w="0" w:type="dxa"/>
-            <w:right w:w="0" w:type="dxa"/>
-          </w:tblCellMar>
-        </w:tblPrEx>
         <w:tc>
           <w:tcPr>
             <w:tcW w:w="977" w:type="dxa"/>
@@ -20549,23 +20207,6 @@
         <w:gridCol w:w="1257"/>
       </w:tblGrid>
       <w:tr>
-        <w:tblPrEx>
-          <w:tblBorders>
-            <w:top w:val="none" w:color="auto" w:sz="0" w:space="0"/>
-            <w:left w:val="none" w:color="auto" w:sz="0" w:space="0"/>
-            <w:bottom w:val="none" w:color="auto" w:sz="0" w:space="0"/>
-            <w:right w:val="none" w:color="auto" w:sz="0" w:space="0"/>
-            <w:insideH w:val="none" w:color="auto" w:sz="0" w:space="0"/>
-            <w:insideV w:val="none" w:color="auto" w:sz="0" w:space="0"/>
-          </w:tblBorders>
-          <w:shd w:val="clear" w:color="auto" w:fill="FCFCFC"/>
-          <w:tblCellMar>
-            <w:top w:w="0" w:type="dxa"/>
-            <w:left w:w="0" w:type="dxa"/>
-            <w:bottom w:w="0" w:type="dxa"/>
-            <w:right w:w="0" w:type="dxa"/>
-          </w:tblCellMar>
-        </w:tblPrEx>
         <w:trPr>
           <w:tblHeader/>
         </w:trPr>
@@ -20778,22 +20419,6 @@
         </w:tc>
       </w:tr>
       <w:tr>
-        <w:tblPrEx>
-          <w:tblBorders>
-            <w:top w:val="none" w:color="auto" w:sz="0" w:space="0"/>
-            <w:left w:val="none" w:color="auto" w:sz="0" w:space="0"/>
-            <w:bottom w:val="none" w:color="auto" w:sz="0" w:space="0"/>
-            <w:right w:val="none" w:color="auto" w:sz="0" w:space="0"/>
-            <w:insideH w:val="none" w:color="auto" w:sz="0" w:space="0"/>
-            <w:insideV w:val="none" w:color="auto" w:sz="0" w:space="0"/>
-          </w:tblBorders>
-          <w:tblCellMar>
-            <w:top w:w="0" w:type="dxa"/>
-            <w:left w:w="0" w:type="dxa"/>
-            <w:bottom w:w="0" w:type="dxa"/>
-            <w:right w:w="0" w:type="dxa"/>
-          </w:tblCellMar>
-        </w:tblPrEx>
         <w:tc>
           <w:tcPr>
             <w:tcW w:w="5264" w:type="dxa"/>
@@ -20996,16 +20621,6 @@
         </w:tc>
       </w:tr>
       <w:tr>
-        <w:tblPrEx>
-          <w:tblBorders>
-            <w:top w:val="none" w:color="auto" w:sz="0" w:space="0"/>
-            <w:left w:val="none" w:color="auto" w:sz="0" w:space="0"/>
-            <w:bottom w:val="none" w:color="auto" w:sz="0" w:space="0"/>
-            <w:right w:val="none" w:color="auto" w:sz="0" w:space="0"/>
-            <w:insideH w:val="none" w:color="auto" w:sz="0" w:space="0"/>
-            <w:insideV w:val="none" w:color="auto" w:sz="0" w:space="0"/>
-          </w:tblBorders>
-        </w:tblPrEx>
         <w:tc>
           <w:tcPr>
             <w:tcW w:w="5264" w:type="dxa"/>
@@ -21208,22 +20823,6 @@
         </w:tc>
       </w:tr>
       <w:tr>
-        <w:tblPrEx>
-          <w:tblBorders>
-            <w:top w:val="none" w:color="auto" w:sz="0" w:space="0"/>
-            <w:left w:val="none" w:color="auto" w:sz="0" w:space="0"/>
-            <w:bottom w:val="none" w:color="auto" w:sz="0" w:space="0"/>
-            <w:right w:val="none" w:color="auto" w:sz="0" w:space="0"/>
-            <w:insideH w:val="none" w:color="auto" w:sz="0" w:space="0"/>
-            <w:insideV w:val="none" w:color="auto" w:sz="0" w:space="0"/>
-          </w:tblBorders>
-          <w:tblCellMar>
-            <w:top w:w="0" w:type="dxa"/>
-            <w:left w:w="0" w:type="dxa"/>
-            <w:bottom w:w="0" w:type="dxa"/>
-            <w:right w:w="0" w:type="dxa"/>
-          </w:tblCellMar>
-        </w:tblPrEx>
         <w:tc>
           <w:tcPr>
             <w:tcW w:w="5264" w:type="dxa"/>
@@ -21426,22 +21025,6 @@
         </w:tc>
       </w:tr>
       <w:tr>
-        <w:tblPrEx>
-          <w:tblBorders>
-            <w:top w:val="none" w:color="auto" w:sz="0" w:space="0"/>
-            <w:left w:val="none" w:color="auto" w:sz="0" w:space="0"/>
-            <w:bottom w:val="none" w:color="auto" w:sz="0" w:space="0"/>
-            <w:right w:val="none" w:color="auto" w:sz="0" w:space="0"/>
-            <w:insideH w:val="none" w:color="auto" w:sz="0" w:space="0"/>
-            <w:insideV w:val="none" w:color="auto" w:sz="0" w:space="0"/>
-          </w:tblBorders>
-          <w:tblCellMar>
-            <w:top w:w="0" w:type="dxa"/>
-            <w:left w:w="0" w:type="dxa"/>
-            <w:bottom w:w="0" w:type="dxa"/>
-            <w:right w:w="0" w:type="dxa"/>
-          </w:tblCellMar>
-        </w:tblPrEx>
         <w:tc>
           <w:tcPr>
             <w:tcW w:w="5264" w:type="dxa"/>
@@ -21644,22 +21227,6 @@
         </w:tc>
       </w:tr>
       <w:tr>
-        <w:tblPrEx>
-          <w:tblBorders>
-            <w:top w:val="none" w:color="auto" w:sz="0" w:space="0"/>
-            <w:left w:val="none" w:color="auto" w:sz="0" w:space="0"/>
-            <w:bottom w:val="none" w:color="auto" w:sz="0" w:space="0"/>
-            <w:right w:val="none" w:color="auto" w:sz="0" w:space="0"/>
-            <w:insideH w:val="none" w:color="auto" w:sz="0" w:space="0"/>
-            <w:insideV w:val="none" w:color="auto" w:sz="0" w:space="0"/>
-          </w:tblBorders>
-          <w:tblCellMar>
-            <w:top w:w="0" w:type="dxa"/>
-            <w:left w:w="0" w:type="dxa"/>
-            <w:bottom w:w="0" w:type="dxa"/>
-            <w:right w:w="0" w:type="dxa"/>
-          </w:tblCellMar>
-        </w:tblPrEx>
         <w:tc>
           <w:tcPr>
             <w:tcW w:w="5264" w:type="dxa"/>
@@ -22032,7 +21599,7 @@
         </mc:Choice>
         <mc:Fallback>
           <w:pict>
-            <v:shape id="_x0000_s1026" o:spid="_x0000_s1026" o:spt="202" type="#_x0000_t202" style="position:absolute;left:0pt;margin-top:0pt;height:144pt;width:144pt;mso-position-horizontal:center;mso-position-horizontal-relative:margin;mso-wrap-style:none;z-index:251660288;mso-width-relative:page;mso-height-relative:page;" filled="f" stroked="f" coordsize="21600,21600" o:gfxdata="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">
+            <v:shape id="_x0000_s1026" o:spid="_x0000_s1026" o:spt="202" type="#_x0000_t202" style="position:absolute;left:0pt;margin-top:0pt;height:144pt;width:144pt;mso-position-horizontal:center;mso-position-horizontal-relative:margin;mso-wrap-style:none;z-index:251660288;mso-width-relative:page;mso-height-relative:page;" filled="f" stroked="f" coordsize="21600,21600" o:gfxdata="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">
               <v:fill on="f" focussize="0,0"/>
               <v:stroke on="f" weight="0.5pt"/>
               <v:imagedata o:title=""/>
@@ -23894,6 +23461,7 @@
     <customSectPr/>
     <customSectPr/>
     <customSectPr/>
+    <customSectPr/>
   </customSectProps>
   <customShpExts>
     <customShpInfo spid="_x0000_s1026" textRotate="1"/>
